--- a/assets/downloads/simulation-10/rubric.docx
+++ b/assets/downloads/simulation-10/rubric.docx
@@ -7,7 +7,7 @@
         <w:pStyle w:val="Heading1"/>
         <w:spacing w:after="0" w:line="480" w:lineRule="auto"/>
         <w:rPr>
-          <w:del w:id="42" w:author="Anna Seaman" w:date="2026-08-11T11:08:00Z" w16du:dateUtc="2026-08-11T16:08:00Z"/>
+          <w:del w:id="47" w:author="Anna Seaman" w:date="2026-08-11T11:08:00Z" w16du:dateUtc="2026-08-11T16:08:00Z"/>
           <w:rFonts w:ascii="Times New Roman" w:hAnsi="Times New Roman"/>
           <w:color w:val="000000"/>
           <w:sz w:val="24"/>
@@ -23,7 +23,7 @@
         </w:rPr>
         <w:t>Rubric</w:t>
       </w:r>
-      <w:del w:id="43" w:author="Anna Seaman" w:date="2026-08-11T11:08:00Z" w16du:dateUtc="2026-08-11T16:08:00Z">
+      <w:del w:id="48" w:author="Anna Seaman" w:date="2026-08-11T11:08:00Z" w16du:dateUtc="2026-08-11T16:08:00Z">
         <w:r>
           <w:rPr>
             <w:rFonts w:ascii="Times New Roman" w:hAnsi="Times New Roman"/>
@@ -48,7 +48,7 @@
         <w:gridCol w:w="198"/>
         <w:gridCol w:w="1620"/>
         <w:gridCol w:w="2966"/>
-        <w:tblGridChange w:id="46">
+        <w:tblGridChange w:id="51">
           <w:tblGrid>
             <w:gridCol w:w="1638"/>
             <w:gridCol w:w="1729"/>
@@ -87,7 +87,6 @@
                 <w:sz w:val="24"/>
                 <w:szCs w:val="24"/>
               </w:rPr>
-              <w:lastRenderedPageBreak/>
               <w:t>Student name:</w:t>
             </w:r>
           </w:p>
@@ -269,7 +268,7 @@
       <w:tr>
         <w:tblPrEx>
           <w:tblW w:w="9194" w:type="dxa"/>
-          <w:tblPrExChange w:id="47" w:author="Anna Seaman" w:date="2026-08-11T11:08:00Z" w16du:dateUtc="2026-08-11T16:08:00Z">
+          <w:tblPrExChange w:id="52" w:author="Anna Seaman" w:date="2026-08-11T11:08:00Z" w16du:dateUtc="2026-08-11T16:08:00Z">
             <w:tblPrEx>
               <w:tblW w:w="9194" w:type="dxa"/>
             </w:tblPrEx>
@@ -277,7 +276,7 @@
         </w:tblPrEx>
         <w:trPr>
           <w:trHeight w:val="1008"/>
-          <w:trPrChange w:id="48" w:author="Anna Seaman" w:date="2026-08-11T11:08:00Z" w16du:dateUtc="2026-08-11T16:08:00Z">
+          <w:trPrChange w:id="53" w:author="Anna Seaman" w:date="2026-08-11T11:08:00Z" w16du:dateUtc="2026-08-11T16:08:00Z">
             <w:trPr>
               <w:trHeight w:val="1008"/>
             </w:trPr>
@@ -288,7 +287,7 @@
             <w:tcW w:w="3367" w:type="dxa"/>
             <w:gridSpan w:val="2"/>
             <w:shd w:val="clear" w:color="auto" w:fill="EDD2C4"/>
-            <w:tcPrChange w:id="49" w:author="Anna Seaman" w:date="2026-08-11T11:08:00Z" w16du:dateUtc="2026-08-11T16:08:00Z">
+            <w:tcPrChange w:id="54" w:author="Anna Seaman" w:date="2026-08-11T11:08:00Z" w16du:dateUtc="2026-08-11T16:08:00Z">
               <w:tcPr>
                 <w:tcW w:w="3367" w:type="dxa"/>
                 <w:gridSpan w:val="2"/>
@@ -315,114 +314,6 @@
                 <w:szCs w:val="24"/>
               </w:rPr>
               <w:t>Clinician ensured safety for patient and self. This includes situation safety and appropriate steps based on presenting condition</w:t>
-            </w:r>
-          </w:p>
-        </w:tc>
-        <w:tc>
-          <w:tcPr>
-            <w:tcW w:w="1043" w:type="dxa"/>
-            <w:tcPrChange w:id="50" w:author="Anna Seaman" w:date="2026-08-11T11:08:00Z" w16du:dateUtc="2026-08-11T16:08:00Z">
-              <w:tcPr>
-                <w:tcW w:w="1043" w:type="dxa"/>
-              </w:tcPr>
-            </w:tcPrChange>
-          </w:tcPr>
-          <w:p>
-            <w:pPr>
-              <w:spacing w:after="0" w:line="240" w:lineRule="auto"/>
-              <w:ind w:left="144" w:hanging="144"/>
-              <w:rPr>
-                <w:rFonts w:ascii="Times New Roman" w:hAnsi="Times New Roman"/>
-                <w:color w:val="000000"/>
-                <w:sz w:val="24"/>
-                <w:szCs w:val="24"/>
-              </w:rPr>
-            </w:pPr>
-          </w:p>
-        </w:tc>
-        <w:tc>
-          <w:tcPr>
-            <w:tcW w:w="4784" w:type="dxa"/>
-            <w:gridSpan w:val="3"/>
-            <w:tcPrChange w:id="51" w:author="Anna Seaman" w:date="2026-08-11T11:08:00Z" w16du:dateUtc="2026-08-11T16:08:00Z">
-              <w:tcPr>
-                <w:tcW w:w="4784" w:type="dxa"/>
-                <w:gridSpan w:val="3"/>
-              </w:tcPr>
-            </w:tcPrChange>
-          </w:tcPr>
-          <w:p>
-            <w:pPr>
-              <w:spacing w:after="0" w:line="240" w:lineRule="auto"/>
-              <w:ind w:left="144" w:hanging="144"/>
-              <w:rPr>
-                <w:rFonts w:ascii="Times New Roman" w:hAnsi="Times New Roman"/>
-                <w:color w:val="000000"/>
-                <w:sz w:val="24"/>
-                <w:szCs w:val="24"/>
-              </w:rPr>
-            </w:pPr>
-          </w:p>
-        </w:tc>
-      </w:tr>
-      <w:tr>
-        <w:tblPrEx>
-          <w:tblW w:w="9194" w:type="dxa"/>
-          <w:tblPrExChange w:id="52" w:author="Anna Seaman" w:date="2026-08-11T11:08:00Z" w16du:dateUtc="2026-08-11T16:08:00Z">
-            <w:tblPrEx>
-              <w:tblW w:w="9194" w:type="dxa"/>
-            </w:tblPrEx>
-          </w:tblPrExChange>
-        </w:tblPrEx>
-        <w:trPr>
-          <w:trHeight w:val="80"/>
-          <w:trPrChange w:id="53" w:author="Anna Seaman" w:date="2026-08-11T11:08:00Z" w16du:dateUtc="2026-08-11T16:08:00Z">
-            <w:trPr>
-              <w:trHeight w:val="80"/>
-            </w:trPr>
-          </w:trPrChange>
-        </w:trPr>
-        <w:tc>
-          <w:tcPr>
-            <w:tcW w:w="3367" w:type="dxa"/>
-            <w:gridSpan w:val="2"/>
-            <w:shd w:val="clear" w:color="auto" w:fill="EDD2C4"/>
-            <w:tcPrChange w:id="54" w:author="Anna Seaman" w:date="2026-08-11T11:08:00Z" w16du:dateUtc="2026-08-11T16:08:00Z">
-              <w:tcPr>
-                <w:tcW w:w="3367" w:type="dxa"/>
-                <w:gridSpan w:val="2"/>
-              </w:tcPr>
-            </w:tcPrChange>
-          </w:tcPr>
-          <w:p>
-            <w:pPr>
-              <w:spacing w:after="0" w:line="240" w:lineRule="auto"/>
-              <w:ind w:left="144" w:hanging="144"/>
-              <w:rPr>
-                <w:rFonts w:ascii="Times New Roman" w:hAnsi="Times New Roman"/>
-                <w:color w:val="000000"/>
-                <w:sz w:val="24"/>
-                <w:szCs w:val="24"/>
-              </w:rPr>
-            </w:pPr>
-            <w:r>
-              <w:rPr>
-                <w:rFonts w:ascii="Aptos" w:hAnsi="Aptos" w:eastAsia="Aptos" w:cs="Aptos"/>
-                <w:color w:val="000000"/>
-                <w:sz w:val="24"/>
-                <w:szCs w:val="24"/>
-              </w:rPr>
-              <w:t>Presented at least one appropriate or reason</w:t>
-            </w:r>
-            <w:r>
-              <w:rPr>
-                <w:rFonts w:ascii="Aptos" w:hAnsi="Aptos" w:eastAsia="Aptos" w:cs="Aptos"/>
-                <w:color w:val="000000"/>
-                <w:sz w:val="24"/>
-                <w:szCs w:val="24"/>
-              </w:rPr>
-              <w:softHyphen/>
-              <w:t>able differential diagnosis to lead HCP</w:t>
             </w:r>
           </w:p>
         </w:tc>
@@ -483,10 +374,10 @@
           </w:tblPrExChange>
         </w:tblPrEx>
         <w:trPr>
-          <w:trHeight w:val="70"/>
+          <w:trHeight w:val="80"/>
           <w:trPrChange w:id="58" w:author="Anna Seaman" w:date="2026-08-11T11:08:00Z" w16du:dateUtc="2026-08-11T16:08:00Z">
             <w:trPr>
-              <w:trHeight w:val="70"/>
+              <w:trHeight w:val="80"/>
             </w:trPr>
           </w:trPrChange>
         </w:trPr>
@@ -520,7 +411,17 @@
                 <w:sz w:val="24"/>
                 <w:szCs w:val="24"/>
               </w:rPr>
-              <w:t>Able to explain and discuss reasons for differentials based on patient presentation and history obtained from patient</w:t>
+              <w:t>Presented at least one appropriate or reason</w:t>
+            </w:r>
+            <w:r>
+              <w:rPr>
+                <w:rFonts w:ascii="Aptos" w:hAnsi="Aptos" w:eastAsia="Aptos" w:cs="Aptos"/>
+                <w:color w:val="000000"/>
+                <w:sz w:val="24"/>
+                <w:szCs w:val="24"/>
+              </w:rPr>
+              <w:softHyphen/>
+              <w:t>able differential diagnosis to lead HCP</w:t>
             </w:r>
           </w:p>
         </w:tc>
@@ -606,8 +507,6 @@
               <w:ind w:left="144" w:hanging="144"/>
               <w:rPr>
                 <w:rFonts w:ascii="Times New Roman" w:hAnsi="Times New Roman"/>
-                <w:b/>
-                <w:bCs/>
                 <w:color w:val="000000"/>
                 <w:sz w:val="24"/>
                 <w:szCs w:val="24"/>
@@ -620,7 +519,7 @@
                 <w:sz w:val="24"/>
                 <w:szCs w:val="24"/>
               </w:rPr>
-              <w:t>Able to answer relevant or necessary history or other questions from lead HCP</w:t>
+              <w:t>Able to explain and discuss reasons for differentials based on patient presentation and history obtained from patient</w:t>
             </w:r>
           </w:p>
         </w:tc>
@@ -681,10 +580,10 @@
           </w:tblPrExChange>
         </w:tblPrEx>
         <w:trPr>
-          <w:trHeight w:val="1008"/>
+          <w:trHeight w:val="70"/>
           <w:trPrChange w:id="68" w:author="Anna Seaman" w:date="2026-08-11T11:08:00Z" w16du:dateUtc="2026-08-11T16:08:00Z">
             <w:trPr>
-              <w:trHeight w:val="1008"/>
+              <w:trHeight w:val="70"/>
             </w:trPr>
           </w:trPrChange>
         </w:trPr>
@@ -706,6 +605,8 @@
               <w:ind w:left="144" w:hanging="144"/>
               <w:rPr>
                 <w:rFonts w:ascii="Times New Roman" w:hAnsi="Times New Roman"/>
+                <w:b/>
+                <w:bCs/>
                 <w:color w:val="000000"/>
                 <w:sz w:val="24"/>
                 <w:szCs w:val="24"/>
@@ -718,7 +619,7 @@
                 <w:sz w:val="24"/>
                 <w:szCs w:val="24"/>
               </w:rPr>
-              <w:t>Report to lead HCP is organized, professional, succinct, and conveys useful and important information quickly</w:t>
+              <w:t>Able to answer relevant or necessary history or other questions from lead HCP</w:t>
             </w:r>
           </w:p>
         </w:tc>
@@ -779,10 +680,10 @@
           </w:tblPrExChange>
         </w:tblPrEx>
         <w:trPr>
-          <w:trHeight w:val="593"/>
+          <w:trHeight w:val="1008"/>
           <w:trPrChange w:id="73" w:author="Anna Seaman" w:date="2026-08-11T11:08:00Z" w16du:dateUtc="2026-08-11T16:08:00Z">
             <w:trPr>
-              <w:trHeight w:val="593"/>
+              <w:trHeight w:val="1008"/>
             </w:trPr>
           </w:trPrChange>
         </w:trPr>
@@ -816,7 +717,7 @@
                 <w:sz w:val="24"/>
                 <w:szCs w:val="24"/>
               </w:rPr>
-              <w:t>Provided situation-specific information, recommendations, or care (verbal) as necessary to patient</w:t>
+              <w:t>Report to lead HCP is organized, professional, succinct, and conveys useful and important information quickly</w:t>
             </w:r>
           </w:p>
         </w:tc>
@@ -867,6 +768,104 @@
           </w:p>
         </w:tc>
       </w:tr>
+      <w:tr>
+        <w:tblPrEx>
+          <w:tblW w:w="9194" w:type="dxa"/>
+          <w:tblPrExChange w:id="77" w:author="Anna Seaman" w:date="2026-08-11T11:08:00Z" w16du:dateUtc="2026-08-11T16:08:00Z">
+            <w:tblPrEx>
+              <w:tblW w:w="9194" w:type="dxa"/>
+            </w:tblPrEx>
+          </w:tblPrExChange>
+        </w:tblPrEx>
+        <w:trPr>
+          <w:trHeight w:val="593"/>
+          <w:trPrChange w:id="78" w:author="Anna Seaman" w:date="2026-08-11T11:08:00Z" w16du:dateUtc="2026-08-11T16:08:00Z">
+            <w:trPr>
+              <w:trHeight w:val="593"/>
+            </w:trPr>
+          </w:trPrChange>
+        </w:trPr>
+        <w:tc>
+          <w:tcPr>
+            <w:tcW w:w="3367" w:type="dxa"/>
+            <w:gridSpan w:val="2"/>
+            <w:shd w:val="clear" w:color="auto" w:fill="EDD2C4"/>
+            <w:tcPrChange w:id="79" w:author="Anna Seaman" w:date="2026-08-11T11:08:00Z" w16du:dateUtc="2026-08-11T16:08:00Z">
+              <w:tcPr>
+                <w:tcW w:w="3367" w:type="dxa"/>
+                <w:gridSpan w:val="2"/>
+              </w:tcPr>
+            </w:tcPrChange>
+          </w:tcPr>
+          <w:p>
+            <w:pPr>
+              <w:spacing w:after="0" w:line="240" w:lineRule="auto"/>
+              <w:ind w:left="144" w:hanging="144"/>
+              <w:rPr>
+                <w:rFonts w:ascii="Times New Roman" w:hAnsi="Times New Roman"/>
+                <w:color w:val="000000"/>
+                <w:sz w:val="24"/>
+                <w:szCs w:val="24"/>
+              </w:rPr>
+            </w:pPr>
+            <w:r>
+              <w:rPr>
+                <w:rFonts w:ascii="Aptos" w:hAnsi="Aptos" w:eastAsia="Aptos" w:cs="Aptos"/>
+                <w:color w:val="000000"/>
+                <w:sz w:val="24"/>
+                <w:szCs w:val="24"/>
+              </w:rPr>
+              <w:t>Provided situation-specific information, recommendations, or care (verbal) as necessary to patient</w:t>
+            </w:r>
+          </w:p>
+        </w:tc>
+        <w:tc>
+          <w:tcPr>
+            <w:tcW w:w="1043" w:type="dxa"/>
+            <w:tcPrChange w:id="80" w:author="Anna Seaman" w:date="2026-08-11T11:08:00Z" w16du:dateUtc="2026-08-11T16:08:00Z">
+              <w:tcPr>
+                <w:tcW w:w="1043" w:type="dxa"/>
+              </w:tcPr>
+            </w:tcPrChange>
+          </w:tcPr>
+          <w:p>
+            <w:pPr>
+              <w:spacing w:after="0" w:line="240" w:lineRule="auto"/>
+              <w:ind w:left="144" w:hanging="144"/>
+              <w:rPr>
+                <w:rFonts w:ascii="Times New Roman" w:hAnsi="Times New Roman"/>
+                <w:color w:val="000000"/>
+                <w:sz w:val="24"/>
+                <w:szCs w:val="24"/>
+              </w:rPr>
+            </w:pPr>
+          </w:p>
+        </w:tc>
+        <w:tc>
+          <w:tcPr>
+            <w:tcW w:w="4784" w:type="dxa"/>
+            <w:gridSpan w:val="3"/>
+            <w:tcPrChange w:id="81" w:author="Anna Seaman" w:date="2026-08-11T11:08:00Z" w16du:dateUtc="2026-08-11T16:08:00Z">
+              <w:tcPr>
+                <w:tcW w:w="4784" w:type="dxa"/>
+                <w:gridSpan w:val="3"/>
+              </w:tcPr>
+            </w:tcPrChange>
+          </w:tcPr>
+          <w:p>
+            <w:pPr>
+              <w:spacing w:after="0" w:line="240" w:lineRule="auto"/>
+              <w:ind w:left="144" w:hanging="144"/>
+              <w:rPr>
+                <w:rFonts w:ascii="Times New Roman" w:hAnsi="Times New Roman"/>
+                <w:color w:val="000000"/>
+                <w:sz w:val="24"/>
+                <w:szCs w:val="24"/>
+              </w:rPr>
+            </w:pPr>
+          </w:p>
+        </w:tc>
+      </w:tr>
     </w:tbl>
     <w:p>
       <w:pPr>
@@ -879,7 +878,7 @@
           <w:szCs w:val="20"/>
         </w:rPr>
       </w:pPr>
-      <w:bookmarkStart w:id="77" w:name="_Hlk222486151"/>
+      <w:bookmarkStart w:id="82" w:name="_Hlk222486151"/>
       <w:r>
         <w:rPr>
           <w:rFonts w:ascii="Aptos" w:hAnsi="Aptos" w:eastAsia="Aptos" w:cs="Aptos"/>
@@ -889,7 +888,7 @@
         </w:rPr>
         <w:t>0 = not performed</w:t>
       </w:r>
-      <w:del w:id="78" w:author="Anna Seaman" w:date="2026-08-10T17:59:00Z" w16du:dateUtc="2026-08-10T22:59:00Z">
+      <w:del w:id="83" w:author="Anna Seaman" w:date="2026-08-10T17:59:00Z" w16du:dateUtc="2026-08-10T22:59:00Z">
         <w:r>
           <w:rPr>
             <w:rFonts w:ascii="Times New Roman" w:hAnsi="Times New Roman"/>
@@ -909,8 +908,8 @@
         </w:rPr>
         <w:t xml:space="preserve">; 1 = inadequate; 2 = </w:t>
       </w:r>
-      <w:bookmarkStart w:id="79" w:name="_Hlk222480168"/>
-      <w:bookmarkStart w:id="80" w:name="_Hlk222480202"/>
+      <w:bookmarkStart w:id="84" w:name="_Hlk222480168"/>
+      <w:bookmarkStart w:id="85" w:name="_Hlk222480202"/>
       <w:r>
         <w:rPr>
           <w:rFonts w:ascii="Aptos" w:hAnsi="Aptos" w:eastAsia="Aptos" w:cs="Aptos"/>
@@ -921,7 +920,7 @@
         </w:rPr>
         <w:t>minimum standard of care or above</w:t>
       </w:r>
-      <w:bookmarkEnd w:id="79"/>
+      <w:bookmarkEnd w:id="84"/>
       <w:r>
         <w:rPr>
           <w:rFonts w:ascii="Aptos" w:hAnsi="Aptos" w:eastAsia="Aptos" w:cs="Aptos"/>
@@ -932,7 +931,7 @@
         </w:rPr>
         <w:t>.</w:t>
       </w:r>
-      <w:bookmarkEnd w:id="80"/>
+      <w:bookmarkEnd w:id="85"/>
     </w:p>
     <w:p>
       <w:pPr>
@@ -1010,7 +1009,7 @@
         <w:i/>
         <w:sz w:val="18"/>
       </w:rPr>
-      <w:t>Clinical Simulations for the Athletic Trainer HKPropel Access</w:t>
+      <w:t>Clinical Simulations for the Athletic Trainer Instructor Guide</w:t>
     </w:r>
     <w:r>
       <w:rPr>
@@ -4603,6 +4602,7 @@
   <w:style w:type="character" w:default="1" w:styleId="DefaultParagraphFont">
     <w:name w:val="Default Paragraph Font"/>
     <w:uiPriority w:val="1"/>
+    <w:semiHidden/>
     <w:unhideWhenUsed/>
   </w:style>
   <w:style w:type="table" w:default="1" w:styleId="TableNormal">
